--- a/Articles/2026/3_DaVinci_Tips_and_Tricks/10_How_to_Change_Clip_Speed_and_Duration_in_DaVinci_Resolve/SEO for DaVinci.docx
+++ b/Articles/2026/3_DaVinci_Tips_and_Tricks/10_How_to_Change_Clip_Speed_and_Duration_in_DaVinci_Resolve/SEO for DaVinci.docx
@@ -19,13 +19,10 @@
         <w:t>" content="</w:t>
       </w:r>
       <w:r>
-        <w:t xml:space="preserve">1 </w:t>
-      </w:r>
-      <w:r>
-        <w:t>What is DaVinci?</w:t>
-      </w:r>
-      <w:r>
-        <w:t xml:space="preserve"> "&gt;</w:t>
+        <w:t>10 How to Change Clip Speed and Duration in DaVinci Resolve</w:t>
+      </w:r>
+      <w:r>
+        <w:t>"&gt;</w:t>
       </w:r>
     </w:p>
     <w:p/>
@@ -80,14 +77,12 @@
       <w:r>
         <w:t xml:space="preserve"> </w:t>
       </w:r>
-      <w:bookmarkStart w:id="1" w:name="_Hlk229118841"/>
-      <w:r>
-        <w:t>DaVinci, Movie Maker, Editing tool</w:t>
+      <w:r>
+        <w:t>DaVinci Resolve change clip speed, DaVinci Resolve slow motion, DaVinci Resolve speed ramp, change clip duration Resolve, adjust speed Resolve, speed change tutorial Resolve, how to slow down footage Resolve, how to speed up footage Resolve, DaVinci Resolve retime controls, retime curve Resolve, change duration Resolve, edit page speed change, beginner Resolve tutorial, Resolve timeline editing, speed and duration Resolve guide, DaVinci Resolve editing tips</w:t>
       </w:r>
       <w:r>
         <w:t xml:space="preserve"> </w:t>
       </w:r>
-      <w:bookmarkEnd w:id="1"/>
       <w:r>
         <w:t>"/&gt;</w:t>
       </w:r>
@@ -110,25 +105,19 @@
         <w:t>" content="</w:t>
       </w:r>
       <w:r>
+        <w:t xml:space="preserve"> </w:t>
+      </w:r>
+      <w:r>
+        <w:t>Learn how to change clip speed and adjust duration in DaVinci Resolve. A simple, beginner</w:t>
+      </w:r>
+      <w:r>
         <w:rPr>
-          <w:highlight w:val="yellow"/>
+          <w:rFonts w:ascii="Cambria Math" w:hAnsi="Cambria Math" w:cs="Cambria Math"/>
         </w:rPr>
-        <w:t xml:space="preserve">This </w:t>
-      </w:r>
-      <w:r>
-        <w:t xml:space="preserve">is our first article in a new series of </w:t>
-      </w:r>
-      <w:r>
-        <w:t>DaVinci</w:t>
-      </w:r>
-      <w:r>
-        <w:t>, where we will be introducing you to it</w:t>
-      </w:r>
-      <w:r>
-        <w:t>.</w:t>
-      </w:r>
-      <w:r>
-        <w:t xml:space="preserve"> We will be starting off with a number of simple Tips and Tricks that you can use while using this DaVinci, movie maker software.</w:t>
+        <w:t>‑</w:t>
+      </w:r>
+      <w:r>
+        <w:t>friendly guide to slowing down, speeding up, and retiming footage.</w:t>
       </w:r>
       <w:r>
         <w:t xml:space="preserve"> </w:t>
@@ -231,7 +220,13 @@
         <w:t>" content="</w:t>
       </w:r>
       <w:r>
-        <w:t>May 8, 2026</w:t>
+        <w:t xml:space="preserve">May </w:t>
+      </w:r>
+      <w:r>
+        <w:t>24</w:t>
+      </w:r>
+      <w:r>
+        <w:t>, 2026</w:t>
       </w:r>
       <w:r>
         <w:t>" /&gt;</w:t>
@@ -268,7 +263,7 @@
         <w:t xml:space="preserve"> Enlightenment</w:t>
       </w:r>
       <w:r>
-        <w:t>/Articles/2026/3_DaVinci_Tips_and_Tricks/1_What_is_DaVinci/1_What_Is_DaVinci.html</w:t>
+        <w:t>/Articles/2026/3_DaVinci_Tips_and_Tricks/10_How_to_Change_Clip_Speed_and_Duration_in_DaVinci_Resolve/10_How_to_Change_Clip_Speed_and_Duration_in_DaVinci_Resolve.html</w:t>
       </w:r>
       <w:r>
         <w:t>"&gt;</w:t>
